--- a/PRDs/CR/MARKETING/CBM-SubDomain-Overview-Marketing.docx
+++ b/PRDs/CR/MARKETING/CBM-SubDomain-Overview-Marketing.docx
@@ -114,7 +114,7 @@
                 <w:sz w:val="20"/>
                 <w:szCs w:val="20"/>
               </w:rPr>
-              <w:t xml:space="preserve">1.0</w:t>
+              <w:t xml:space="preserve">1.1</w:t>
             </w:r>
           </w:p>
         </w:tc>
@@ -244,7 +244,7 @@
                 <w:sz w:val="20"/>
                 <w:szCs w:val="20"/>
               </w:rPr>
-              <w:t xml:space="preserve">04-07-26 16:30</w:t>
+              <w:t xml:space="preserve">04-09-26 10:05</w:t>
             </w:r>
           </w:p>
         </w:tc>
@@ -439,7 +439,7 @@
                 <w:sz w:val="20"/>
                 <w:szCs w:val="20"/>
               </w:rPr>
-              <w:t xml:space="preserve">CBM-Domain-Overview-ClientRecruiting.docx v1.0, CBM-SubDomain-Overview-Partner.docx v1.1, CBM-Master-PRD.docx v2.3, CBM-Entity-Inventory.docx v1.2, Contact-Entity-PRD.docx v1.2, Account-Entity-PRD.docx v1.1</w:t>
+              <w:t xml:space="preserve">CBM-Domain-Overview-ClientRecruiting.docx v1.0, CBM-SubDomain-Overview-Partner.docx v1.1, CBM-Master-PRD.docx v2.5, CBM-Entity-Inventory.docx v1.3, Contact-Entity-PRD.docx v1.3, Account-Entity-PRD.docx v1.3</w:t>
             </w:r>
           </w:p>
         </w:tc>
@@ -3240,7 +3240,7 @@
           <w:sz w:val="22"/>
           <w:szCs w:val="22"/>
         </w:rPr>
-        <w:t xml:space="preserve">Account matching uses a three-step precedence ladder. The website domain match takes precedence because website is the most reliable identifier of where someone actually works:</w:t>
+        <w:t xml:space="preserve">Account matching uses a two-step precedence ladder. The website domain is the only signal trusted for automatic linking, because automatically linking a Contact to the wrong company is a confidentiality and data-integrity risk that outweighs the cleanup cost of occasional duplicate Accounts. A company name string that happens to match an existing Account name may legitimately belong to a different company with the same name, and the system cannot distinguish the two cases without the website signal:</w:t>
       </w:r>
     </w:p>
     <w:tbl>
@@ -3451,7 +3451,7 @@
                 <w:sz w:val="20"/>
                 <w:szCs w:val="20"/>
               </w:rPr>
-              <w:t xml:space="preserve">If the incoming Contact provides a website value and the normalized domain matches an existing Account’s native website field (lowercase, protocol stripped, leading www stripped), link the Contact to that Account automatically. Website beats name because a contact who works at “Acme Plumbing” but lists acmeplumbing.com is the same company as the existing Acme Plumbing Account regardless of name variation.</w:t>
+              <w:t xml:space="preserve">If the incoming Contact provides a website value and the normalized domain (lowercase, protocol stripped, leading www stripped) matches an existing Account’s native website field, link the Contact to that Account automatically. The website domain is used because it uniquely identifies the company a person actually works for: a contact who lists “Acme Plumbing” with acmeplumbing.com is the same company as the existing Acme Plumbing Account regardless of name variation.</w:t>
             </w:r>
           </w:p>
         </w:tc>
@@ -3466,7 +3466,6 @@
               <w:bottom w:val="single" w:color="AAAAAA" w:sz="1"/>
               <w:right w:val="single" w:color="AAAAAA" w:sz="1"/>
             </w:tcBorders>
-            <w:shd w:fill="F2F7FB" w:val="clear"/>
             <w:tcMar>
               <w:top w:type="dxa" w:w="60"/>
               <w:left w:type="dxa" w:w="100"/>
@@ -3498,26 +3497,25 @@
               <w:bottom w:val="single" w:color="AAAAAA" w:sz="1"/>
               <w:right w:val="single" w:color="AAAAAA" w:sz="1"/>
             </w:tcBorders>
-            <w:shd w:fill="F2F7FB" w:val="clear"/>
-            <w:tcMar>
-              <w:top w:type="dxa" w:w="60"/>
-              <w:left w:type="dxa" w:w="100"/>
-              <w:bottom w:type="dxa" w:w="60"/>
-              <w:right w:type="dxa" w:w="100"/>
-            </w:tcMar>
-          </w:tcPr>
-          <w:p>
-            <w:r>
-              <w:rPr>
-                <w:rFonts w:ascii="Arial" w:cs="Arial" w:eastAsia="Arial" w:hAnsi="Arial"/>
-                <w:b w:val="false"/>
-                <w:bCs w:val="false"/>
-                <w:i w:val="false"/>
-                <w:iCs w:val="false"/>
-                <w:sz w:val="20"/>
-                <w:szCs w:val="20"/>
-              </w:rPr>
-              <w:t xml:space="preserve">Exact company name match</w:t>
+            <w:tcMar>
+              <w:top w:type="dxa" w:w="60"/>
+              <w:left w:type="dxa" w:w="100"/>
+              <w:bottom w:type="dxa" w:w="60"/>
+              <w:right w:type="dxa" w:w="100"/>
+            </w:tcMar>
+          </w:tcPr>
+          <w:p>
+            <w:r>
+              <w:rPr>
+                <w:rFonts w:ascii="Arial" w:cs="Arial" w:eastAsia="Arial" w:hAnsi="Arial"/>
+                <w:b w:val="false"/>
+                <w:bCs w:val="false"/>
+                <w:i w:val="false"/>
+                <w:iCs w:val="false"/>
+                <w:sz w:val="20"/>
+                <w:szCs w:val="20"/>
+              </w:rPr>
+              <w:t xml:space="preserve">Manual or new</w:t>
             </w:r>
           </w:p>
         </w:tc>
@@ -3530,121 +3528,25 @@
               <w:bottom w:val="single" w:color="AAAAAA" w:sz="1"/>
               <w:right w:val="single" w:color="AAAAAA" w:sz="1"/>
             </w:tcBorders>
-            <w:shd w:fill="F2F7FB" w:val="clear"/>
-            <w:tcMar>
-              <w:top w:type="dxa" w:w="60"/>
-              <w:left w:type="dxa" w:w="100"/>
-              <w:bottom w:type="dxa" w:w="60"/>
-              <w:right w:type="dxa" w:w="100"/>
-            </w:tcMar>
-          </w:tcPr>
-          <w:p>
-            <w:r>
-              <w:rPr>
-                <w:rFonts w:ascii="Arial" w:cs="Arial" w:eastAsia="Arial" w:hAnsi="Arial"/>
-                <w:b w:val="false"/>
-                <w:bCs w:val="false"/>
-                <w:i w:val="false"/>
-                <w:iCs w:val="false"/>
-                <w:sz w:val="20"/>
-                <w:szCs w:val="20"/>
-              </w:rPr>
-              <w:t xml:space="preserve">If no website match exists, but the company name string matches an existing Account name exactly (case-insensitive, trimmed), link the Contact to that Account automatically.</w:t>
-            </w:r>
-          </w:p>
-        </w:tc>
-      </w:tr>
-      <w:tr>
-        <w:tc>
-          <w:tcPr>
-            <w:tcW w:type="dxa" w:w="800"/>
-            <w:tcBorders>
-              <w:top w:val="single" w:color="AAAAAA" w:sz="1"/>
-              <w:left w:val="single" w:color="AAAAAA" w:sz="1"/>
-              <w:bottom w:val="single" w:color="AAAAAA" w:sz="1"/>
-              <w:right w:val="single" w:color="AAAAAA" w:sz="1"/>
-            </w:tcBorders>
-            <w:tcMar>
-              <w:top w:type="dxa" w:w="60"/>
-              <w:left w:type="dxa" w:w="100"/>
-              <w:bottom w:type="dxa" w:w="60"/>
-              <w:right w:type="dxa" w:w="100"/>
-            </w:tcMar>
-          </w:tcPr>
-          <w:p>
-            <w:r>
-              <w:rPr>
-                <w:rFonts w:ascii="Arial" w:cs="Arial" w:eastAsia="Arial" w:hAnsi="Arial"/>
-                <w:b w:val="false"/>
-                <w:bCs w:val="false"/>
-                <w:i w:val="false"/>
-                <w:iCs w:val="false"/>
-                <w:sz w:val="20"/>
-                <w:szCs w:val="20"/>
-              </w:rPr>
-              <w:t xml:space="preserve">3</w:t>
-            </w:r>
-          </w:p>
-        </w:tc>
-        <w:tc>
-          <w:tcPr>
-            <w:tcW w:type="dxa" w:w="2800"/>
-            <w:tcBorders>
-              <w:top w:val="single" w:color="AAAAAA" w:sz="1"/>
-              <w:left w:val="single" w:color="AAAAAA" w:sz="1"/>
-              <w:bottom w:val="single" w:color="AAAAAA" w:sz="1"/>
-              <w:right w:val="single" w:color="AAAAAA" w:sz="1"/>
-            </w:tcBorders>
-            <w:tcMar>
-              <w:top w:type="dxa" w:w="60"/>
-              <w:left w:type="dxa" w:w="100"/>
-              <w:bottom w:type="dxa" w:w="60"/>
-              <w:right w:type="dxa" w:w="100"/>
-            </w:tcMar>
-          </w:tcPr>
-          <w:p>
-            <w:r>
-              <w:rPr>
-                <w:rFonts w:ascii="Arial" w:cs="Arial" w:eastAsia="Arial" w:hAnsi="Arial"/>
-                <w:b w:val="false"/>
-                <w:bCs w:val="false"/>
-                <w:i w:val="false"/>
-                <w:iCs w:val="false"/>
-                <w:sz w:val="20"/>
-                <w:szCs w:val="20"/>
-              </w:rPr>
-              <w:t xml:space="preserve">Manual or new</w:t>
-            </w:r>
-          </w:p>
-        </w:tc>
-        <w:tc>
-          <w:tcPr>
-            <w:tcW w:type="dxa" w:w="5760"/>
-            <w:tcBorders>
-              <w:top w:val="single" w:color="AAAAAA" w:sz="1"/>
-              <w:left w:val="single" w:color="AAAAAA" w:sz="1"/>
-              <w:bottom w:val="single" w:color="AAAAAA" w:sz="1"/>
-              <w:right w:val="single" w:color="AAAAAA" w:sz="1"/>
-            </w:tcBorders>
-            <w:tcMar>
-              <w:top w:type="dxa" w:w="60"/>
-              <w:left w:type="dxa" w:w="100"/>
-              <w:bottom w:type="dxa" w:w="60"/>
-              <w:right w:type="dxa" w:w="100"/>
-            </w:tcMar>
-          </w:tcPr>
-          <w:p>
-            <w:r>
-              <w:rPr>
-                <w:rFonts w:ascii="Arial" w:cs="Arial" w:eastAsia="Arial" w:hAnsi="Arial"/>
-                <w:b w:val="false"/>
-                <w:bCs w:val="false"/>
-                <w:i w:val="false"/>
-                <w:iCs w:val="false"/>
-                <w:sz w:val="20"/>
-                <w:szCs w:val="20"/>
-              </w:rPr>
-              <w:t xml:space="preserve">If neither match succeeds, the system surfaces possible fuzzy matches for the Client Recruiter to confirm or reject, or creates a new Account record. New Accounts created at the prospect stage are initialized with accountType including Client and clientStatus = Prospect.</w:t>
+            <w:tcMar>
+              <w:top w:type="dxa" w:w="60"/>
+              <w:left w:type="dxa" w:w="100"/>
+              <w:bottom w:type="dxa" w:w="60"/>
+              <w:right w:type="dxa" w:w="100"/>
+            </w:tcMar>
+          </w:tcPr>
+          <w:p>
+            <w:r>
+              <w:rPr>
+                <w:rFonts w:ascii="Arial" w:cs="Arial" w:eastAsia="Arial" w:hAnsi="Arial"/>
+                <w:b w:val="false"/>
+                <w:bCs w:val="false"/>
+                <w:i w:val="false"/>
+                <w:iCs w:val="false"/>
+                <w:sz w:val="20"/>
+                <w:szCs w:val="20"/>
+              </w:rPr>
+              <w:t xml:space="preserve">If no website match exists, the system creates a new Account record. New Accounts created at the prospect stage are initialized with accountType including Client and clientStatus = Prospect. The system does not surface name-based or fuzzy-match suggestions during creation, because automatically linking on a name match risks merging Contacts into the wrong company when two unrelated firms share a name. The Client Recruiter locates and merges any resulting duplicate Accounts as part of routine data hygiene, using the CRM’s native search and list tools.</w:t>
             </w:r>
           </w:p>
         </w:tc>
@@ -3895,7 +3797,7 @@
           <w:sz w:val="22"/>
           <w:szCs w:val="22"/>
         </w:rPr>
-        <w:t xml:space="preserve">The Account precedence ladder (website match → exact name match → manual or new) runs the same way regardless of the Contact’s contactType. A Mentor whose employer also happens to be a CBM Client is correctly linked to the same Account that holds the Client Contact. The Account then carries multiple Contacts of different contactType values, reflecting the multiple kinds of relationships CBM has with people at that company. This is consistent with the multiEnum accountType pattern (an Account can be both Client and Partner) and the multiEnum contactType pattern (a person can be both Mentor and Partner) already established in the data model.</w:t>
+        <w:t xml:space="preserve">The Account precedence ladder (website match → manual or new) runs the same way regardless of the Contact’s contactType. A Mentor whose employer also happens to be a CBM Client is correctly linked to the same Account that holds the Client Contact when the website domain matches. The Account then carries multiple Contacts of different contactType values, reflecting the multiple kinds of relationships CBM has with people at that company. This is consistent with the multiEnum accountType pattern (an Account can be both Client and Partner) and the multiEnum contactType pattern (a person can be both Mentor and Partner) already established in the data model.</w:t>
       </w:r>
     </w:p>
     <w:p>
@@ -9642,6 +9544,35 @@
           <w:szCs w:val="22"/>
         </w:rPr>
         <w:t xml:space="preserve">Account matching uses a precedence ladder: website domain match → exact company name match → manual or new. The native Account.website field is the basis for automatic matching. Multi-contact-per-company detection runs at three points (list import, segmentation, single-record creation).</w:t>
+      </w:r>
+    </w:p>
+    <w:p>
+      <w:pPr>
+        <w:spacing w:after="120"/>
+      </w:pPr>
+      <w:r>
+        <w:rPr>
+          <w:rFonts w:ascii="Arial" w:cs="Arial" w:eastAsia="Arial" w:hAnsi="Arial"/>
+          <w:b/>
+          <w:bCs/>
+          <w:i w:val="false"/>
+          <w:iCs w:val="false"/>
+          <w:sz w:val="22"/>
+          <w:szCs w:val="22"/>
+        </w:rPr>
+        <w:t xml:space="preserve">Editor’s Note (v1.1): </w:t>
+      </w:r>
+      <w:r>
+        <w:rPr>
+          <w:rFonts w:ascii="Arial" w:cs="Arial" w:eastAsia="Arial" w:hAnsi="Arial"/>
+          <w:b w:val="false"/>
+          <w:bCs w:val="false"/>
+          <w:i w:val="false"/>
+          <w:iCs w:val="false"/>
+          <w:sz w:val="22"/>
+          <w:szCs w:val="22"/>
+        </w:rPr>
+        <w:t xml:space="preserve">The precedence ladder above was revised in v1.1 to remove the exact-company-name-match step. The current ladder is two-step: (1) website domain match, (2) manual or new. Automatic linking on a company-name string match was determined to carry an unacceptable confidentiality and data-integrity risk — two unrelated firms can share a name, and the system cannot distinguish them without the website signal. The Client Recruiter handles any resulting duplicate Accounts via routine data hygiene. See revised Section 4.3 and Rule 5 in Section 4.4 for the current rule.</w:t>
       </w:r>
     </w:p>
     <w:p>

--- a/PRDs/CR/MARKETING/CBM-SubDomain-Overview-Marketing.docx
+++ b/PRDs/CR/MARKETING/CBM-SubDomain-Overview-Marketing.docx
@@ -114,7 +114,7 @@
                 <w:sz w:val="20"/>
                 <w:szCs w:val="20"/>
               </w:rPr>
-              <w:t xml:space="preserve">1.1</w:t>
+              <w:t xml:space="preserve">1.2</w:t>
             </w:r>
           </w:p>
         </w:tc>
@@ -244,7 +244,7 @@
                 <w:sz w:val="20"/>
                 <w:szCs w:val="20"/>
               </w:rPr>
-              <w:t xml:space="preserve">04-09-26 10:05</w:t>
+              <w:t xml:space="preserve">04-09-26 23:42</w:t>
             </w:r>
           </w:p>
         </w:tc>
@@ -439,7 +439,7 @@
                 <w:sz w:val="20"/>
                 <w:szCs w:val="20"/>
               </w:rPr>
-              <w:t xml:space="preserve">CBM-Domain-Overview-ClientRecruiting.docx v1.0, CBM-SubDomain-Overview-Partner.docx v1.1, CBM-Master-PRD.docx v2.5, CBM-Entity-Inventory.docx v1.3, Contact-Entity-PRD.docx v1.3, Account-Entity-PRD.docx v1.3</w:t>
+              <w:t xml:space="preserve">CBM-Domain-Overview-ClientRecruiting.docx v1.0, CBM-SubDomain-Overview-Partner.docx v1.1, CBM-Master-PRD.docx v2.5, CBM-Entity-Inventory.docx v1.4, Contact-Entity-PRD.docx v1.3, Account-Entity-PRD.docx v1.3</w:t>
             </w:r>
           </w:p>
         </w:tc>
@@ -2732,6 +2732,132 @@
                 <w:szCs w:val="20"/>
               </w:rPr>
               <w:t xml:space="preserve">Per-recipient engagement record linking a Contact to a Campaign with send/open/click/bounce tracking. Owned exclusively by CR-MARKETING-CAMPAIGNS. Entity PRD depends on CR-MARKETING-CAMPAIGNS process document.</w:t>
+            </w:r>
+          </w:p>
+        </w:tc>
+      </w:tr>
+      <w:tr>
+        <w:tc>
+          <w:tcPr>
+            <w:tcW w:type="dxa" w:w="2000"/>
+            <w:tcBorders>
+              <w:top w:val="single" w:color="AAAAAA" w:sz="1"/>
+              <w:left w:val="single" w:color="AAAAAA" w:sz="1"/>
+              <w:bottom w:val="single" w:color="AAAAAA" w:sz="1"/>
+              <w:right w:val="single" w:color="AAAAAA" w:sz="1"/>
+            </w:tcBorders>
+            <w:tcMar>
+              <w:top w:type="dxa" w:w="60"/>
+              <w:left w:type="dxa" w:w="100"/>
+              <w:bottom w:type="dxa" w:w="60"/>
+              <w:right w:type="dxa" w:w="100"/>
+            </w:tcMar>
+          </w:tcPr>
+          <w:p>
+            <w:r>
+              <w:rPr>
+                <w:rFonts w:ascii="Arial" w:cs="Arial" w:eastAsia="Arial" w:hAnsi="Arial"/>
+                <w:b w:val="false"/>
+                <w:bCs w:val="false"/>
+                <w:i w:val="false"/>
+                <w:iCs w:val="false"/>
+                <w:sz w:val="20"/>
+                <w:szCs w:val="20"/>
+              </w:rPr>
+              <w:t xml:space="preserve">Segment</w:t>
+            </w:r>
+          </w:p>
+        </w:tc>
+        <w:tc>
+          <w:tcPr>
+            <w:tcW w:type="dxa" w:w="1500"/>
+            <w:tcBorders>
+              <w:top w:val="single" w:color="AAAAAA" w:sz="1"/>
+              <w:left w:val="single" w:color="AAAAAA" w:sz="1"/>
+              <w:bottom w:val="single" w:color="AAAAAA" w:sz="1"/>
+              <w:right w:val="single" w:color="AAAAAA" w:sz="1"/>
+            </w:tcBorders>
+            <w:tcMar>
+              <w:top w:type="dxa" w:w="60"/>
+              <w:left w:type="dxa" w:w="100"/>
+              <w:bottom w:type="dxa" w:w="60"/>
+              <w:right w:type="dxa" w:w="100"/>
+            </w:tcMar>
+          </w:tcPr>
+          <w:p>
+            <w:r>
+              <w:rPr>
+                <w:rFonts w:ascii="Arial" w:cs="Arial" w:eastAsia="Arial" w:hAnsi="Arial"/>
+                <w:b w:val="false"/>
+                <w:bCs w:val="false"/>
+                <w:i w:val="false"/>
+                <w:iCs w:val="false"/>
+                <w:sz w:val="20"/>
+                <w:szCs w:val="20"/>
+              </w:rPr>
+              <w:t xml:space="preserve">Custom Base</w:t>
+            </w:r>
+          </w:p>
+        </w:tc>
+        <w:tc>
+          <w:tcPr>
+            <w:tcW w:type="dxa" w:w="1300"/>
+            <w:tcBorders>
+              <w:top w:val="single" w:color="AAAAAA" w:sz="1"/>
+              <w:left w:val="single" w:color="AAAAAA" w:sz="1"/>
+              <w:bottom w:val="single" w:color="AAAAAA" w:sz="1"/>
+              <w:right w:val="single" w:color="AAAAAA" w:sz="1"/>
+            </w:tcBorders>
+            <w:tcMar>
+              <w:top w:type="dxa" w:w="60"/>
+              <w:left w:type="dxa" w:w="100"/>
+              <w:bottom w:type="dxa" w:w="60"/>
+              <w:right w:type="dxa" w:w="100"/>
+            </w:tcMar>
+          </w:tcPr>
+          <w:p>
+            <w:r>
+              <w:rPr>
+                <w:rFonts w:ascii="Arial" w:cs="Arial" w:eastAsia="Arial" w:hAnsi="Arial"/>
+                <w:b w:val="false"/>
+                <w:bCs w:val="false"/>
+                <w:i w:val="false"/>
+                <w:iCs w:val="false"/>
+                <w:sz w:val="20"/>
+                <w:szCs w:val="20"/>
+              </w:rPr>
+              <w:t xml:space="preserve">Deferred</w:t>
+            </w:r>
+          </w:p>
+        </w:tc>
+        <w:tc>
+          <w:tcPr>
+            <w:tcW w:type="dxa" w:w="4560"/>
+            <w:tcBorders>
+              <w:top w:val="single" w:color="AAAAAA" w:sz="1"/>
+              <w:left w:val="single" w:color="AAAAAA" w:sz="1"/>
+              <w:bottom w:val="single" w:color="AAAAAA" w:sz="1"/>
+              <w:right w:val="single" w:color="AAAAAA" w:sz="1"/>
+            </w:tcBorders>
+            <w:tcMar>
+              <w:top w:type="dxa" w:w="60"/>
+              <w:left w:type="dxa" w:w="100"/>
+              <w:bottom w:type="dxa" w:w="60"/>
+              <w:right w:type="dxa" w:w="100"/>
+            </w:tcMar>
+          </w:tcPr>
+          <w:p>
+            <w:r>
+              <w:rPr>
+                <w:rFonts w:ascii="Arial" w:cs="Arial" w:eastAsia="Arial" w:hAnsi="Arial"/>
+                <w:b w:val="false"/>
+                <w:bCs w:val="false"/>
+                <w:i w:val="false"/>
+                <w:iCs w:val="false"/>
+                <w:sz w:val="20"/>
+                <w:szCs w:val="20"/>
+              </w:rPr>
+              <w:t xml:space="preserve">Contact list management entity with two types (Dynamic and Static via immutable segmentType enum). Used by CR-MARKETING-CONTACTS for audience segmentation and by CR-MARKETING-CAMPAIGNS as campaign send lists. Owned by CR-MARKETING-CONTACTS. Entity PRD deferred to Phase 2b; surfaced by CR-MARKETING-CONTACTS v1.0.</w:t>
             </w:r>
           </w:p>
         </w:tc>

--- a/PRDs/CR/MARKETING/CBM-SubDomain-Overview-Marketing.docx
+++ b/PRDs/CR/MARKETING/CBM-SubDomain-Overview-Marketing.docx
@@ -114,7 +114,7 @@
                 <w:sz w:val="20"/>
                 <w:szCs w:val="20"/>
               </w:rPr>
-              <w:t xml:space="preserve">1.2</w:t>
+              <w:t xml:space="preserve">1.3</w:t>
             </w:r>
           </w:p>
         </w:tc>
@@ -244,7 +244,7 @@
                 <w:sz w:val="20"/>
                 <w:szCs w:val="20"/>
               </w:rPr>
-              <w:t xml:space="preserve">04-09-26 23:42</w:t>
+              <w:t xml:space="preserve">04-18-26 09:00</w:t>
             </w:r>
           </w:p>
         </w:tc>
@@ -439,7 +439,7 @@
                 <w:sz w:val="20"/>
                 <w:szCs w:val="20"/>
               </w:rPr>
-              <w:t xml:space="preserve">CBM-Domain-Overview-ClientRecruiting.docx v1.0, CBM-SubDomain-Overview-Partner.docx v1.1, CBM-Master-PRD.docx v2.5, CBM-Entity-Inventory.docx v1.4, Contact-Entity-PRD.docx v1.3, Account-Entity-PRD.docx v1.3</w:t>
+              <w:t xml:space="preserve">CBM-Domain-Overview-ClientRecruiting.docx v1.0, CBM-SubDomain-Overview-Partner.docx v1.1, CBM-Master-PRD.docx v2.5, CBM-Entity-Inventory.docx v1.4, Contact-Entity-PRD.docx v1.6, Account-Entity-PRD.docx v1.6</w:t>
             </w:r>
           </w:p>
         </w:tc>
@@ -4603,7 +4603,7 @@
           <w:sz w:val="22"/>
           <w:szCs w:val="22"/>
         </w:rPr>
-        <w:t xml:space="preserve">The howDidYouHearAboutCbm enum has ten values:</w:t>
+        <w:t xml:space="preserve">The howDidYouHearAboutCbm enum has eight values (supersedes the prior ten-value list per MR-Y9-EXC-005):</w:t>
       </w:r>
     </w:p>
     <w:tbl>
@@ -4945,7 +4945,7 @@
                 <w:sz w:val="20"/>
                 <w:szCs w:val="20"/>
               </w:rPr>
-              <w:t xml:space="preserve">Email Marketing</w:t>
+              <w:t xml:space="preserve">CBM Email</w:t>
             </w:r>
           </w:p>
         </w:tc>
@@ -5215,26 +5215,25 @@
               <w:bottom w:val="single" w:color="AAAAAA" w:sz="1"/>
               <w:right w:val="single" w:color="AAAAAA" w:sz="1"/>
             </w:tcBorders>
-            <w:shd w:fill="F2F7FB" w:val="clear"/>
-            <w:tcMar>
-              <w:top w:type="dxa" w:w="60"/>
-              <w:left w:type="dxa" w:w="100"/>
-              <w:bottom w:type="dxa" w:w="60"/>
-              <w:right w:type="dxa" w:w="100"/>
-            </w:tcMar>
-          </w:tcPr>
-          <w:p>
-            <w:r>
-              <w:rPr>
-                <w:rFonts w:ascii="Arial" w:cs="Arial" w:eastAsia="Arial" w:hAnsi="Arial"/>
-                <w:b w:val="false"/>
-                <w:bCs w:val="false"/>
-                <w:i w:val="false"/>
-                <w:iCs w:val="false"/>
-                <w:sz w:val="20"/>
-                <w:szCs w:val="20"/>
-              </w:rPr>
-              <w:t xml:space="preserve">CBM Website</w:t>
+            <w:tcMar>
+              <w:top w:type="dxa" w:w="60"/>
+              <w:left w:type="dxa" w:w="100"/>
+              <w:bottom w:type="dxa" w:w="60"/>
+              <w:right w:type="dxa" w:w="100"/>
+            </w:tcMar>
+          </w:tcPr>
+          <w:p>
+            <w:r>
+              <w:rPr>
+                <w:rFonts w:ascii="Arial" w:cs="Arial" w:eastAsia="Arial" w:hAnsi="Arial"/>
+                <w:b w:val="false"/>
+                <w:bCs w:val="false"/>
+                <w:i w:val="false"/>
+                <w:iCs w:val="false"/>
+                <w:sz w:val="20"/>
+                <w:szCs w:val="20"/>
+              </w:rPr>
+              <w:t xml:space="preserve">News or Media</w:t>
             </w:r>
           </w:p>
         </w:tc>
@@ -5247,26 +5246,25 @@
               <w:bottom w:val="single" w:color="AAAAAA" w:sz="1"/>
               <w:right w:val="single" w:color="AAAAAA" w:sz="1"/>
             </w:tcBorders>
-            <w:shd w:fill="F2F7FB" w:val="clear"/>
-            <w:tcMar>
-              <w:top w:type="dxa" w:w="60"/>
-              <w:left w:type="dxa" w:w="100"/>
-              <w:bottom w:type="dxa" w:w="60"/>
-              <w:right w:type="dxa" w:w="100"/>
-            </w:tcMar>
-          </w:tcPr>
-          <w:p>
-            <w:r>
-              <w:rPr>
-                <w:rFonts w:ascii="Arial" w:cs="Arial" w:eastAsia="Arial" w:hAnsi="Arial"/>
-                <w:b w:val="false"/>
-                <w:bCs w:val="false"/>
-                <w:i w:val="false"/>
-                <w:iCs w:val="false"/>
-                <w:sz w:val="20"/>
-                <w:szCs w:val="20"/>
-              </w:rPr>
-              <w:t xml:space="preserve">Came directly to the CBM website without an identifiable referrer.</w:t>
+            <w:tcMar>
+              <w:top w:type="dxa" w:w="60"/>
+              <w:left w:type="dxa" w:w="100"/>
+              <w:bottom w:type="dxa" w:w="60"/>
+              <w:right w:type="dxa" w:w="100"/>
+            </w:tcMar>
+          </w:tcPr>
+          <w:p>
+            <w:r>
+              <w:rPr>
+                <w:rFonts w:ascii="Arial" w:cs="Arial" w:eastAsia="Arial" w:hAnsi="Arial"/>
+                <w:b w:val="false"/>
+                <w:bCs w:val="false"/>
+                <w:i w:val="false"/>
+                <w:iCs w:val="false"/>
+                <w:sz w:val="20"/>
+                <w:szCs w:val="20"/>
+              </w:rPr>
+              <w:t xml:space="preserve">Saw CBM in a news story, podcast, radio segment, op-ed, or press coverage.</w:t>
             </w:r>
           </w:p>
         </w:tc>
@@ -5279,7 +5277,6 @@
               <w:bottom w:val="single" w:color="AAAAAA" w:sz="1"/>
               <w:right w:val="single" w:color="AAAAAA" w:sz="1"/>
             </w:tcBorders>
-            <w:shd w:fill="F2F7FB" w:val="clear"/>
             <w:tcMar>
               <w:top w:type="dxa" w:w="60"/>
               <w:left w:type="dxa" w:w="100"/>
@@ -5313,25 +5310,26 @@
               <w:bottom w:val="single" w:color="AAAAAA" w:sz="1"/>
               <w:right w:val="single" w:color="AAAAAA" w:sz="1"/>
             </w:tcBorders>
-            <w:tcMar>
-              <w:top w:type="dxa" w:w="60"/>
-              <w:left w:type="dxa" w:w="100"/>
-              <w:bottom w:type="dxa" w:w="60"/>
-              <w:right w:type="dxa" w:w="100"/>
-            </w:tcMar>
-          </w:tcPr>
-          <w:p>
-            <w:r>
-              <w:rPr>
-                <w:rFonts w:ascii="Arial" w:cs="Arial" w:eastAsia="Arial" w:hAnsi="Arial"/>
-                <w:b w:val="false"/>
-                <w:bCs w:val="false"/>
-                <w:i w:val="false"/>
-                <w:iCs w:val="false"/>
-                <w:sz w:val="20"/>
-                <w:szCs w:val="20"/>
-              </w:rPr>
-              <w:t xml:space="preserve">News or Media</w:t>
+            <w:shd w:fill="F2F7FB" w:val="clear"/>
+            <w:tcMar>
+              <w:top w:type="dxa" w:w="60"/>
+              <w:left w:type="dxa" w:w="100"/>
+              <w:bottom w:type="dxa" w:w="60"/>
+              <w:right w:type="dxa" w:w="100"/>
+            </w:tcMar>
+          </w:tcPr>
+          <w:p>
+            <w:r>
+              <w:rPr>
+                <w:rFonts w:ascii="Arial" w:cs="Arial" w:eastAsia="Arial" w:hAnsi="Arial"/>
+                <w:b w:val="false"/>
+                <w:bCs w:val="false"/>
+                <w:i w:val="false"/>
+                <w:iCs w:val="false"/>
+                <w:sz w:val="20"/>
+                <w:szCs w:val="20"/>
+              </w:rPr>
+              <w:t xml:space="preserve">Personal Referral</w:t>
             </w:r>
           </w:p>
         </w:tc>
@@ -5344,25 +5342,26 @@
               <w:bottom w:val="single" w:color="AAAAAA" w:sz="1"/>
               <w:right w:val="single" w:color="AAAAAA" w:sz="1"/>
             </w:tcBorders>
-            <w:tcMar>
-              <w:top w:type="dxa" w:w="60"/>
-              <w:left w:type="dxa" w:w="100"/>
-              <w:bottom w:type="dxa" w:w="60"/>
-              <w:right w:type="dxa" w:w="100"/>
-            </w:tcMar>
-          </w:tcPr>
-          <w:p>
-            <w:r>
-              <w:rPr>
-                <w:rFonts w:ascii="Arial" w:cs="Arial" w:eastAsia="Arial" w:hAnsi="Arial"/>
-                <w:b w:val="false"/>
-                <w:bCs w:val="false"/>
-                <w:i w:val="false"/>
-                <w:iCs w:val="false"/>
-                <w:sz w:val="20"/>
-                <w:szCs w:val="20"/>
-              </w:rPr>
-              <w:t xml:space="preserve">Saw CBM in a news story, podcast, radio segment, op-ed, or press coverage.</w:t>
+            <w:shd w:fill="F2F7FB" w:val="clear"/>
+            <w:tcMar>
+              <w:top w:type="dxa" w:w="60"/>
+              <w:left w:type="dxa" w:w="100"/>
+              <w:bottom w:type="dxa" w:w="60"/>
+              <w:right w:type="dxa" w:w="100"/>
+            </w:tcMar>
+          </w:tcPr>
+          <w:p>
+            <w:r>
+              <w:rPr>
+                <w:rFonts w:ascii="Arial" w:cs="Arial" w:eastAsia="Arial" w:hAnsi="Arial"/>
+                <w:b w:val="false"/>
+                <w:bCs w:val="false"/>
+                <w:i w:val="false"/>
+                <w:iCs w:val="false"/>
+                <w:sz w:val="20"/>
+                <w:szCs w:val="20"/>
+              </w:rPr>
+              <w:t xml:space="preserve">Referred by a friend, family member, mentor, or current/former CBM client. Distinct from Partner Referral, which is institutional.</w:t>
             </w:r>
           </w:p>
         </w:tc>
@@ -5375,39 +5374,6 @@
               <w:bottom w:val="single" w:color="AAAAAA" w:sz="1"/>
               <w:right w:val="single" w:color="AAAAAA" w:sz="1"/>
             </w:tcBorders>
-            <w:tcMar>
-              <w:top w:type="dxa" w:w="60"/>
-              <w:left w:type="dxa" w:w="100"/>
-              <w:bottom w:type="dxa" w:w="60"/>
-              <w:right w:type="dxa" w:w="100"/>
-            </w:tcMar>
-          </w:tcPr>
-          <w:p>
-            <w:r>
-              <w:rPr>
-                <w:rFonts w:ascii="Arial" w:cs="Arial" w:eastAsia="Arial" w:hAnsi="Arial"/>
-                <w:b w:val="false"/>
-                <w:bCs w:val="false"/>
-                <w:i w:val="false"/>
-                <w:iCs w:val="false"/>
-                <w:sz w:val="20"/>
-                <w:szCs w:val="20"/>
-              </w:rPr>
-              <w:t xml:space="preserve">CR-MARKETING</w:t>
-            </w:r>
-          </w:p>
-        </w:tc>
-      </w:tr>
-      <w:tr>
-        <w:tc>
-          <w:tcPr>
-            <w:tcW w:type="dxa" w:w="2400"/>
-            <w:tcBorders>
-              <w:top w:val="single" w:color="AAAAAA" w:sz="1"/>
-              <w:left w:val="single" w:color="AAAAAA" w:sz="1"/>
-              <w:bottom w:val="single" w:color="AAAAAA" w:sz="1"/>
-              <w:right w:val="single" w:color="AAAAAA" w:sz="1"/>
-            </w:tcBorders>
             <w:shd w:fill="F2F7FB" w:val="clear"/>
             <w:tcMar>
               <w:top w:type="dxa" w:w="60"/>
@@ -5427,166 +5393,7 @@
                 <w:sz w:val="20"/>
                 <w:szCs w:val="20"/>
               </w:rPr>
-              <w:t xml:space="preserve">Personal Referral</w:t>
-            </w:r>
-          </w:p>
-        </w:tc>
-        <w:tc>
-          <w:tcPr>
-            <w:tcW w:type="dxa" w:w="5160"/>
-            <w:tcBorders>
-              <w:top w:val="single" w:color="AAAAAA" w:sz="1"/>
-              <w:left w:val="single" w:color="AAAAAA" w:sz="1"/>
-              <w:bottom w:val="single" w:color="AAAAAA" w:sz="1"/>
-              <w:right w:val="single" w:color="AAAAAA" w:sz="1"/>
-            </w:tcBorders>
-            <w:shd w:fill="F2F7FB" w:val="clear"/>
-            <w:tcMar>
-              <w:top w:type="dxa" w:w="60"/>
-              <w:left w:type="dxa" w:w="100"/>
-              <w:bottom w:type="dxa" w:w="60"/>
-              <w:right w:type="dxa" w:w="100"/>
-            </w:tcMar>
-          </w:tcPr>
-          <w:p>
-            <w:r>
-              <w:rPr>
-                <w:rFonts w:ascii="Arial" w:cs="Arial" w:eastAsia="Arial" w:hAnsi="Arial"/>
-                <w:b w:val="false"/>
-                <w:bCs w:val="false"/>
-                <w:i w:val="false"/>
-                <w:iCs w:val="false"/>
-                <w:sz w:val="20"/>
-                <w:szCs w:val="20"/>
-              </w:rPr>
-              <w:t xml:space="preserve">Referred by a friend, family member, mentor, or current/former CBM client. Distinct from Partner Referral, which is institutional.</w:t>
-            </w:r>
-          </w:p>
-        </w:tc>
-        <w:tc>
-          <w:tcPr>
-            <w:tcW w:type="dxa" w:w="1800"/>
-            <w:tcBorders>
-              <w:top w:val="single" w:color="AAAAAA" w:sz="1"/>
-              <w:left w:val="single" w:color="AAAAAA" w:sz="1"/>
-              <w:bottom w:val="single" w:color="AAAAAA" w:sz="1"/>
-              <w:right w:val="single" w:color="AAAAAA" w:sz="1"/>
-            </w:tcBorders>
-            <w:shd w:fill="F2F7FB" w:val="clear"/>
-            <w:tcMar>
-              <w:top w:type="dxa" w:w="60"/>
-              <w:left w:type="dxa" w:w="100"/>
-              <w:bottom w:type="dxa" w:w="60"/>
-              <w:right w:type="dxa" w:w="100"/>
-            </w:tcMar>
-          </w:tcPr>
-          <w:p>
-            <w:r>
-              <w:rPr>
-                <w:rFonts w:ascii="Arial" w:cs="Arial" w:eastAsia="Arial" w:hAnsi="Arial"/>
-                <w:b w:val="false"/>
-                <w:bCs w:val="false"/>
-                <w:i w:val="false"/>
-                <w:iCs w:val="false"/>
-                <w:sz w:val="20"/>
-                <w:szCs w:val="20"/>
-              </w:rPr>
               <w:t xml:space="preserve">Organic</w:t>
-            </w:r>
-          </w:p>
-        </w:tc>
-      </w:tr>
-      <w:tr>
-        <w:tc>
-          <w:tcPr>
-            <w:tcW w:type="dxa" w:w="2400"/>
-            <w:tcBorders>
-              <w:top w:val="single" w:color="AAAAAA" w:sz="1"/>
-              <w:left w:val="single" w:color="AAAAAA" w:sz="1"/>
-              <w:bottom w:val="single" w:color="AAAAAA" w:sz="1"/>
-              <w:right w:val="single" w:color="AAAAAA" w:sz="1"/>
-            </w:tcBorders>
-            <w:tcMar>
-              <w:top w:type="dxa" w:w="60"/>
-              <w:left w:type="dxa" w:w="100"/>
-              <w:bottom w:type="dxa" w:w="60"/>
-              <w:right w:type="dxa" w:w="100"/>
-            </w:tcMar>
-          </w:tcPr>
-          <w:p>
-            <w:r>
-              <w:rPr>
-                <w:rFonts w:ascii="Arial" w:cs="Arial" w:eastAsia="Arial" w:hAnsi="Arial"/>
-                <w:b w:val="false"/>
-                <w:bCs w:val="false"/>
-                <w:i w:val="false"/>
-                <w:iCs w:val="false"/>
-                <w:sz w:val="20"/>
-                <w:szCs w:val="20"/>
-              </w:rPr>
-              <w:t xml:space="preserve">Returning Client</w:t>
-            </w:r>
-          </w:p>
-        </w:tc>
-        <w:tc>
-          <w:tcPr>
-            <w:tcW w:type="dxa" w:w="5160"/>
-            <w:tcBorders>
-              <w:top w:val="single" w:color="AAAAAA" w:sz="1"/>
-              <w:left w:val="single" w:color="AAAAAA" w:sz="1"/>
-              <w:bottom w:val="single" w:color="AAAAAA" w:sz="1"/>
-              <w:right w:val="single" w:color="AAAAAA" w:sz="1"/>
-            </w:tcBorders>
-            <w:tcMar>
-              <w:top w:type="dxa" w:w="60"/>
-              <w:left w:type="dxa" w:w="100"/>
-              <w:bottom w:type="dxa" w:w="60"/>
-              <w:right w:type="dxa" w:w="100"/>
-            </w:tcMar>
-          </w:tcPr>
-          <w:p>
-            <w:r>
-              <w:rPr>
-                <w:rFonts w:ascii="Arial" w:cs="Arial" w:eastAsia="Arial" w:hAnsi="Arial"/>
-                <w:b w:val="false"/>
-                <w:bCs w:val="false"/>
-                <w:i w:val="false"/>
-                <w:iCs w:val="false"/>
-                <w:sz w:val="20"/>
-                <w:szCs w:val="20"/>
-              </w:rPr>
-              <w:t xml:space="preserve">Has previously been a CBM client and is coming back for additional mentoring.</w:t>
-            </w:r>
-          </w:p>
-        </w:tc>
-        <w:tc>
-          <w:tcPr>
-            <w:tcW w:type="dxa" w:w="1800"/>
-            <w:tcBorders>
-              <w:top w:val="single" w:color="AAAAAA" w:sz="1"/>
-              <w:left w:val="single" w:color="AAAAAA" w:sz="1"/>
-              <w:bottom w:val="single" w:color="AAAAAA" w:sz="1"/>
-              <w:right w:val="single" w:color="AAAAAA" w:sz="1"/>
-            </w:tcBorders>
-            <w:tcMar>
-              <w:top w:type="dxa" w:w="60"/>
-              <w:left w:type="dxa" w:w="100"/>
-              <w:bottom w:type="dxa" w:w="60"/>
-              <w:right w:type="dxa" w:w="100"/>
-            </w:tcMar>
-          </w:tcPr>
-          <w:p>
-            <w:r>
-              <w:rPr>
-                <w:rFonts w:ascii="Arial" w:cs="Arial" w:eastAsia="Arial" w:hAnsi="Arial"/>
-                <w:b w:val="false"/>
-                <w:bCs w:val="false"/>
-                <w:i w:val="false"/>
-                <w:iCs w:val="false"/>
-                <w:sz w:val="20"/>
-                <w:szCs w:val="20"/>
-              </w:rPr>
-              <w:t xml:space="preserve">CR-REACTIVATE</w:t>
             </w:r>
           </w:p>
         </w:tc>
@@ -7909,7 +7716,7 @@
                 <w:sz w:val="20"/>
                 <w:szCs w:val="20"/>
               </w:rPr>
-              <w:t xml:space="preserve">Adds prospectStatus (closes CON-ISS-001 with reframed scope), sourceAttributionDetails, emailOptOut, smsOptOut, and four marketing engagement roll-up fields (lastMarketingEngagement, totalCampaignsSent, totalOpens, totalClicks). Finalizes the ten-value howDidYouHearAboutCbm enum (closes CON-ISS-008). Updates Section 1 narrative to remove the statement that client prospects have not yet entered the system. Bumps Contact Entity PRD to v1.3.</w:t>
+              <w:t xml:space="preserve">Adds prospectStatus (closes CON-ISS-001 with reframed scope), sourceAttributionDetails, emailOptOut, smsOptOut, and four marketing engagement roll-up fields (lastMarketingEngagement, totalCampaignsSent, totalOpens, totalClicks). Finalizes the howDidYouHearAboutCbm enum at ten values (closes CON-ISS-008; subsequently superseded by 8-value list per MR-Y9-EXC-005). Updates Section 1 narrative to remove the statement that client prospects have not yet entered the system. Bumps Contact Entity PRD to v1.3.</w:t>
             </w:r>
           </w:p>
         </w:tc>
@@ -10469,7 +10276,7 @@
           <w:sz w:val="22"/>
           <w:szCs w:val="22"/>
         </w:rPr>
-        <w:t xml:space="preserve">What values should howDidYouHearAboutCbm support? Proposed list of 10 values, mutually exclusive, mapping to CR sub-domains for channel rollup reporting.</w:t>
+        <w:t xml:space="preserve">What values should howDidYouHearAboutCbm support? Original proposed list of 10 values, subsequently collapsed to 8 per MR-Y9-EXC-005.</w:t>
       </w:r>
     </w:p>
     <w:p>
@@ -10498,7 +10305,7 @@
           <w:sz w:val="22"/>
           <w:szCs w:val="22"/>
         </w:rPr>
-        <w:t xml:space="preserve">The 10 values are good. They look good — no additions or modifications needed.</w:t>
+        <w:t xml:space="preserve">The 10 values are good. They look good — no additions or modifications needed. [Note: subsequently superseded by 8-value list per MR-Y9-EXC-005.]</w:t>
       </w:r>
     </w:p>
     <w:p>
@@ -10527,7 +10334,7 @@
           <w:sz w:val="22"/>
           <w:szCs w:val="22"/>
         </w:rPr>
-        <w:t xml:space="preserve">Final 10-value list: Partner Referral, Workshop or Event, Email Marketing, Social Media, Search Engine, CBM Website, News or Media, Personal Referral, Returning Client, Other. Closes CON-ISS-008.</w:t>
+        <w:t xml:space="preserve">Original 10-value list adopted at v1.0. Superseded by 8-value list per MR-Y9-EXC-005: Partner Referral, Social Media, CBM Email, Workshop or Event, Search Engine, News or Media, Personal Referral, Other. “Email Marketing” renamed to “CBM Email”; “CBM Website” and “Returning Client” removed. CON-ISS-008 updated at Contact Entity PRD v1.6.</w:t>
       </w:r>
     </w:p>
     <w:p>
